--- a/gnn_plan/artifacts/Augrade Paper Trajectory Supplement v2.docx
+++ b/gnn_plan/artifacts/Augrade Paper Trajectory Supplement v2.docx
@@ -4720,7 +4720,7 @@
           <w:sz w:val="20"/>
           <w:szCs w:val="20"/>
         </w:rPr>
-        <w:t xml:space="preserve">Latest deck: Augrade GNN Strategy(2).pptx, 17 slides (18 with the Quality loops insertion), especially slides 3, 8, 9, 11, 13, and 17.</w:t>
+        <w:t xml:space="preserve">Latest deck: Augrade GNN Strategy v2.pptx, 18 slides, especially slides 3, 8, 9, 11, 13, and 17.</w:t>
       </w:r>
     </w:p>
     <w:p>
